--- a/tech_blog_output/vllm_kv_connector/final/blog.docx
+++ b/tech_blog_output/vllm_kv_connector/final/blog.docx
@@ -78,7 +78,7 @@
           <w:color w:val="626B75"/>
           <w:sz w:val="20"/>
         </w:rPr>
-        <w:t>2026-08-03</w:t>
+        <w:t>2026-08-05</w:t>
       </w:r>
       <w:r>
         <w:br w:type="page"/>
@@ -88,6 +88,48 @@
       <w:pPr>
         <w:pStyle w:val="Lead"/>
       </w:pPr>
+      <w:r>
+        <w:rPr>
+          <w:b/>
+        </w:rPr>
+        <w:t>原视频</w:t>
+      </w:r>
+      <w:r>
+        <w:t>：</w:t>
+      </w:r>
+      <w:hyperlink r:id="rId11">
+        <w:r>
+          <w:rPr>
+            <w:color w:val="0563C1"/>
+            <w:u w:val="single"/>
+          </w:rPr>
+          <w:t>KV Connector 的前世今生</w:t>
+        </w:r>
+      </w:hyperlink>
+      <w:r>
+        <w:t xml:space="preserve"> · </w:t>
+      </w:r>
+      <w:r>
+        <w:rPr>
+          <w:b/>
+        </w:rPr>
+        <w:t>配套资料</w:t>
+      </w:r>
+      <w:r>
+        <w:t>：</w:t>
+      </w:r>
+      <w:hyperlink r:id="rId12">
+        <w:r>
+          <w:rPr>
+            <w:color w:val="0563C1"/>
+            <w:u w:val="single"/>
+          </w:rPr>
+          <w:t>vLLM KV Connector Mini Lesson</w:t>
+        </w:r>
+      </w:hyperlink>
+    </w:p>
+    <w:p>
+      <w:pPr/>
       <w:r>
         <w:t>当大模型推理从单轮问答走向多轮 Agent 交互，KV Cache 的规模随对话轮次持续膨胀，单机显存很快捉襟见肘。将 KV Cache 搬出引擎、跨节点共享、按需加载——这件事听起来直觉明了，工程上却要求推理引擎在调度、传输和存储三个维度同时给出干净的抽象。vLLM 的 KV Connector 正是为此而生的接口层。本文沿着它从 v0 到 v1 的架构演进，逐层拆解异步传输的三种范式，最终落脚到 LMCache 与 Mooncake 两个生态系统如何借助 CudaIPC 和 GPUDirect RDMA 实现零拷贝全局池化。</w:t>
       </w:r>
@@ -435,7 +477,7 @@
                     <pic:cNvPicPr/>
                   </pic:nvPicPr>
                   <pic:blipFill>
-                    <a:blip r:embed="rId11"/>
+                    <a:blip r:embed="rId13"/>
                     <a:stretch>
                       <a:fillRect/>
                     </a:stretch>
@@ -1047,7 +1089,7 @@
                     <pic:cNvPicPr/>
                   </pic:nvPicPr>
                   <pic:blipFill>
-                    <a:blip r:embed="rId12"/>
+                    <a:blip r:embed="rId14"/>
                     <a:stretch>
                       <a:fillRect/>
                     </a:stretch>
@@ -3587,7 +3629,7 @@
                     <pic:cNvPicPr/>
                   </pic:nvPicPr>
                   <pic:blipFill>
-                    <a:blip r:embed="rId13"/>
+                    <a:blip r:embed="rId15"/>
                     <a:stretch>
                       <a:fillRect/>
                     </a:stretch>
@@ -4317,7 +4359,7 @@
                     <pic:cNvPicPr/>
                   </pic:nvPicPr>
                   <pic:blipFill>
-                    <a:blip r:embed="rId14"/>
+                    <a:blip r:embed="rId16"/>
                     <a:stretch>
                       <a:fillRect/>
                     </a:stretch>
@@ -5606,7 +5648,7 @@
                     <pic:cNvPicPr/>
                   </pic:nvPicPr>
                   <pic:blipFill>
-                    <a:blip r:embed="rId15"/>
+                    <a:blip r:embed="rId17"/>
                     <a:stretch>
                       <a:fillRect/>
                     </a:stretch>
@@ -5968,7 +6010,7 @@
                     <pic:cNvPicPr/>
                   </pic:nvPicPr>
                   <pic:blipFill>
-                    <a:blip r:embed="rId16"/>
+                    <a:blip r:embed="rId18"/>
                     <a:stretch>
                       <a:fillRect/>
                     </a:stretch>
@@ -7214,7 +7256,7 @@
                     <pic:cNvPicPr/>
                   </pic:nvPicPr>
                   <pic:blipFill>
-                    <a:blip r:embed="rId17"/>
+                    <a:blip r:embed="rId19"/>
                     <a:stretch>
                       <a:fillRect/>
                     </a:stretch>
